--- a/RT/РТ (УП11) пара 5 ст Ермилов Д.Е..docx
+++ b/RT/РТ (УП11) пара 5 ст Ермилов Д.Е..docx
@@ -86,7 +86,7 @@
           <w:color w:val="0F1115"/>
           <w:lang w:eastAsia="ru-RU"/>
         </w:rPr>
-        <w:t> 09.02.07 Информационные системы и программирование</w:t>
+        <w:t xml:space="preserve"> 09.02.07 Информационные системы и программирование</w:t>
       </w:r>
       <w:r>
         <w:rPr>
@@ -112,7 +112,7 @@
           <w:color w:val="0F1115"/>
           <w:lang w:eastAsia="ru-RU"/>
         </w:rPr>
-        <w:t> «Типы данных: INTEGER, VARCHAR, DATE, NUMERIC, BOOLEAN»</w:t>
+        <w:t xml:space="preserve"> «Типы данных: INTEGER, VARCHAR, DATE, NUMERIC, BOOLEAN»</w:t>
       </w:r>
       <w:r>
         <w:rPr>
@@ -138,7 +138,7 @@
           <w:color w:val="0F1115"/>
           <w:lang w:eastAsia="ru-RU"/>
         </w:rPr>
-        <w:t> 90 минут</w:t>
+        <w:t xml:space="preserve"> 90 минут</w:t>
       </w:r>
       <w:r>
         <w:rPr>
@@ -164,7 +164,7 @@
           <w:color w:val="0F1115"/>
           <w:lang w:eastAsia="ru-RU"/>
         </w:rPr>
-        <w:t> 13.10.2026</w:t>
+        <w:t xml:space="preserve"> 13.10.2026</w:t>
       </w:r>
       <w:r>
         <w:rPr>
@@ -216,7 +216,7 @@
           <w:color w:val="0F1115"/>
           <w:lang w:eastAsia="ru-RU"/>
         </w:rPr>
-        <w:t> ЗИП-1-24</w:t>
+        <w:t xml:space="preserve"> 3ИП-1-24</w:t>
       </w:r>
     </w:p>
     <w:p>
@@ -1011,7 +1011,7 @@
           <w:color w:val="0F1115"/>
           <w:lang w:eastAsia="ru-RU"/>
         </w:rPr>
-        <w:t>Использовать </w:t>
+        <w:t xml:space="preserve">Использовать </w:t>
       </w:r>
       <w:r>
         <w:rPr>
@@ -1030,7 +1030,7 @@
           <w:color w:val="0F1115"/>
           <w:lang w:eastAsia="ru-RU"/>
         </w:rPr>
-        <w:t> / </w:t>
+        <w:t xml:space="preserve"> / </w:t>
       </w:r>
       <w:r>
         <w:rPr>
@@ -1049,7 +1049,7 @@
           <w:color w:val="0F1115"/>
           <w:lang w:eastAsia="ru-RU"/>
         </w:rPr>
-        <w:t> для целых чисел;</w:t>
+        <w:t xml:space="preserve"> для целых чисел;</w:t>
       </w:r>
     </w:p>
     <w:p>
@@ -1072,7 +1072,7 @@
           <w:color w:val="0F1115"/>
           <w:lang w:eastAsia="ru-RU"/>
         </w:rPr>
-        <w:t>Использовать </w:t>
+        <w:t xml:space="preserve">Использовать </w:t>
       </w:r>
       <w:r>
         <w:rPr>
@@ -1091,7 +1091,7 @@
           <w:color w:val="0F1115"/>
           <w:lang w:eastAsia="ru-RU"/>
         </w:rPr>
-        <w:t> / </w:t>
+        <w:t xml:space="preserve"> / </w:t>
       </w:r>
       <w:r>
         <w:rPr>
@@ -1110,7 +1110,7 @@
           <w:color w:val="0F1115"/>
           <w:lang w:eastAsia="ru-RU"/>
         </w:rPr>
-        <w:t> для строк;</w:t>
+        <w:t xml:space="preserve"> для строк;</w:t>
       </w:r>
     </w:p>
     <w:p>
@@ -1133,7 +1133,7 @@
           <w:color w:val="0F1115"/>
           <w:lang w:eastAsia="ru-RU"/>
         </w:rPr>
-        <w:t>Использовать </w:t>
+        <w:t xml:space="preserve">Использовать </w:t>
       </w:r>
       <w:r>
         <w:rPr>
@@ -1152,7 +1152,7 @@
           <w:color w:val="0F1115"/>
           <w:lang w:eastAsia="ru-RU"/>
         </w:rPr>
-        <w:t> для дат;</w:t>
+        <w:t xml:space="preserve"> для дат;</w:t>
       </w:r>
     </w:p>
     <w:p>
@@ -1175,7 +1175,7 @@
           <w:color w:val="0F1115"/>
           <w:lang w:eastAsia="ru-RU"/>
         </w:rPr>
-        <w:t>Использовать </w:t>
+        <w:t xml:space="preserve">Использовать </w:t>
       </w:r>
       <w:r>
         <w:rPr>
@@ -1194,7 +1194,7 @@
           <w:color w:val="0F1115"/>
           <w:lang w:eastAsia="ru-RU"/>
         </w:rPr>
-        <w:t> для точных дробных чисел;</w:t>
+        <w:t xml:space="preserve"> для точных дробных чисел;</w:t>
       </w:r>
     </w:p>
     <w:p>
@@ -1217,8 +1217,7 @@
           <w:color w:val="0F1115"/>
           <w:lang w:eastAsia="ru-RU"/>
         </w:rPr>
-        <w:lastRenderedPageBreak/>
-        <w:t>Использовать </w:t>
+        <w:t xml:space="preserve">Использовать </w:t>
       </w:r>
       <w:r>
         <w:rPr>
@@ -1237,7 +1236,7 @@
           <w:color w:val="0F1115"/>
           <w:lang w:eastAsia="ru-RU"/>
         </w:rPr>
-        <w:t> для логических значений.</w:t>
+        <w:t xml:space="preserve"> для логических значений.</w:t>
       </w:r>
     </w:p>
     <w:p>
@@ -1334,7 +1333,7 @@
           <w:color w:val="0F1115"/>
           <w:lang w:eastAsia="ru-RU"/>
         </w:rPr>
-        <w:t> — это характеристика поля, которая определяет:</w:t>
+        <w:t xml:space="preserve"> — это характеристика поля, которая определяет:</w:t>
       </w:r>
     </w:p>
     <w:p>
@@ -2834,7 +2833,6 @@
                 <w:szCs w:val="23"/>
                 <w:lang w:eastAsia="ru-RU"/>
               </w:rPr>
-              <w:lastRenderedPageBreak/>
               <w:t>Короткая строка (имя, email)?</w:t>
             </w:r>
           </w:p>
@@ -5018,7 +5016,7 @@
           <w:color w:val="0F1115"/>
           <w:lang w:eastAsia="ru-RU"/>
         </w:rPr>
-        <w:t> Создайте БД </w:t>
+        <w:t xml:space="preserve"> Создайте БД </w:t>
       </w:r>
       <w:r>
         <w:rPr>
@@ -5050,7 +5048,6 @@
           <w:color w:val="0F1115"/>
           <w:lang w:eastAsia="ru-RU"/>
         </w:rPr>
-        <w:lastRenderedPageBreak/>
         <w:t>Подсказка (псевдокод):</w:t>
       </w:r>
     </w:p>
@@ -5295,38 +5292,6 @@
           <w:color w:val="0F1115"/>
           <w:lang w:eastAsia="ru-RU"/>
         </w:rPr>
-        <w:drawing>
-          <wp:inline xmlns:a="http://schemas.openxmlformats.org/drawingml/2006/main" xmlns:pic="http://schemas.openxmlformats.org/drawingml/2006/picture">
-            <wp:extent cx="5940000" cy="3687290"/>
-            <wp:docPr id="1" name="Picture 1"/>
-            <wp:cNvGraphicFramePr>
-              <a:graphicFrameLocks noChangeAspect="1"/>
-            </wp:cNvGraphicFramePr>
-            <a:graphic>
-              <a:graphicData uri="http://schemas.openxmlformats.org/drawingml/2006/picture">
-                <pic:pic>
-                  <pic:nvPicPr>
-                    <pic:cNvPr id="0" name="1.1.png"/>
-                    <pic:cNvPicPr/>
-                  </pic:nvPicPr>
-                  <pic:blipFill>
-                    <a:blip r:embed="rId10"/>
-                    <a:stretch>
-                      <a:fillRect/>
-                    </a:stretch>
-                  </pic:blipFill>
-                  <pic:spPr>
-                    <a:xfrm>
-                      <a:off x="0" y="0"/>
-                      <a:ext cx="5940000" cy="3687290"/>
-                    </a:xfrm>
-                    <a:prstGeom prst="rect"/>
-                  </pic:spPr>
-                </pic:pic>
-              </a:graphicData>
-            </a:graphic>
-          </wp:inline>
-        </w:drawing>
       </w:r>
     </w:p>
     <w:p>
@@ -5355,7 +5320,7 @@
           <w:color w:val="0F1115"/>
           <w:lang w:eastAsia="ru-RU"/>
         </w:rPr>
-        <w:t> Подключитесь к БД</w:t>
+        <w:t xml:space="preserve"> Подключитесь к БД</w:t>
       </w:r>
     </w:p>
     <w:p>
@@ -5620,38 +5585,6 @@
           <w:color w:val="0F1115"/>
           <w:lang w:eastAsia="ru-RU"/>
         </w:rPr>
-        <w:drawing>
-          <wp:inline xmlns:a="http://schemas.openxmlformats.org/drawingml/2006/main" xmlns:pic="http://schemas.openxmlformats.org/drawingml/2006/picture">
-            <wp:extent cx="5940000" cy="3687290"/>
-            <wp:docPr id="2" name="Picture 2"/>
-            <wp:cNvGraphicFramePr>
-              <a:graphicFrameLocks noChangeAspect="1"/>
-            </wp:cNvGraphicFramePr>
-            <a:graphic>
-              <a:graphicData uri="http://schemas.openxmlformats.org/drawingml/2006/picture">
-                <pic:pic>
-                  <pic:nvPicPr>
-                    <pic:cNvPr id="0" name="1.2.png"/>
-                    <pic:cNvPicPr/>
-                  </pic:nvPicPr>
-                  <pic:blipFill>
-                    <a:blip r:embed="rId11"/>
-                    <a:stretch>
-                      <a:fillRect/>
-                    </a:stretch>
-                  </pic:blipFill>
-                  <pic:spPr>
-                    <a:xfrm>
-                      <a:off x="0" y="0"/>
-                      <a:ext cx="5940000" cy="3687290"/>
-                    </a:xfrm>
-                    <a:prstGeom prst="rect"/>
-                  </pic:spPr>
-                </pic:pic>
-              </a:graphicData>
-            </a:graphic>
-          </wp:inline>
-        </w:drawing>
       </w:r>
     </w:p>
     <w:p>
@@ -5708,7 +5641,7 @@
           <w:color w:val="0F1115"/>
           <w:lang w:eastAsia="ru-RU"/>
         </w:rPr>
-        <w:t> Создайте таблицу </w:t>
+        <w:t xml:space="preserve"> Создайте таблицу </w:t>
       </w:r>
       <w:r>
         <w:rPr>
@@ -5727,7 +5660,7 @@
           <w:color w:val="0F1115"/>
           <w:lang w:eastAsia="ru-RU"/>
         </w:rPr>
-        <w:t> с INTEGER и SERIAL</w:t>
+        <w:t xml:space="preserve"> с INTEGER и SERIAL</w:t>
       </w:r>
     </w:p>
     <w:tbl>
@@ -6305,7 +6238,6 @@
           <w:szCs w:val="18"/>
           <w:lang w:eastAsia="ru-RU"/>
         </w:rPr>
-        <w:lastRenderedPageBreak/>
         <w:t>text</w:t>
       </w:r>
     </w:p>
@@ -6937,38 +6869,6 @@
           <w:color w:val="0F1115"/>
           <w:lang w:eastAsia="ru-RU"/>
         </w:rPr>
-        <w:drawing>
-          <wp:inline xmlns:a="http://schemas.openxmlformats.org/drawingml/2006/main" xmlns:pic="http://schemas.openxmlformats.org/drawingml/2006/picture">
-            <wp:extent cx="5940000" cy="3687290"/>
-            <wp:docPr id="3" name="Picture 3"/>
-            <wp:cNvGraphicFramePr>
-              <a:graphicFrameLocks noChangeAspect="1"/>
-            </wp:cNvGraphicFramePr>
-            <a:graphic>
-              <a:graphicData uri="http://schemas.openxmlformats.org/drawingml/2006/picture">
-                <pic:pic>
-                  <pic:nvPicPr>
-                    <pic:cNvPr id="0" name="2.1.png"/>
-                    <pic:cNvPicPr/>
-                  </pic:nvPicPr>
-                  <pic:blipFill>
-                    <a:blip r:embed="rId12"/>
-                    <a:stretch>
-                      <a:fillRect/>
-                    </a:stretch>
-                  </pic:blipFill>
-                  <pic:spPr>
-                    <a:xfrm>
-                      <a:off x="0" y="0"/>
-                      <a:ext cx="5940000" cy="3687290"/>
-                    </a:xfrm>
-                    <a:prstGeom prst="rect"/>
-                  </pic:spPr>
-                </pic:pic>
-              </a:graphicData>
-            </a:graphic>
-          </wp:inline>
-        </w:drawing>
       </w:r>
     </w:p>
     <w:p>
@@ -6997,7 +6897,7 @@
           <w:color w:val="0F1115"/>
           <w:lang w:eastAsia="ru-RU"/>
         </w:rPr>
-        <w:t> Вставьте 3 записи</w:t>
+        <w:t xml:space="preserve"> Вставьте 3 записи</w:t>
       </w:r>
     </w:p>
     <w:p>
@@ -7300,38 +7200,6 @@
           <w:color w:val="0F1115"/>
           <w:lang w:eastAsia="ru-RU"/>
         </w:rPr>
-        <w:drawing>
-          <wp:inline xmlns:a="http://schemas.openxmlformats.org/drawingml/2006/main" xmlns:pic="http://schemas.openxmlformats.org/drawingml/2006/picture">
-            <wp:extent cx="5940000" cy="3687290"/>
-            <wp:docPr id="4" name="Picture 4"/>
-            <wp:cNvGraphicFramePr>
-              <a:graphicFrameLocks noChangeAspect="1"/>
-            </wp:cNvGraphicFramePr>
-            <a:graphic>
-              <a:graphicData uri="http://schemas.openxmlformats.org/drawingml/2006/picture">
-                <pic:pic>
-                  <pic:nvPicPr>
-                    <pic:cNvPr id="0" name="2.2.png"/>
-                    <pic:cNvPicPr/>
-                  </pic:nvPicPr>
-                  <pic:blipFill>
-                    <a:blip r:embed="rId13"/>
-                    <a:stretch>
-                      <a:fillRect/>
-                    </a:stretch>
-                  </pic:blipFill>
-                  <pic:spPr>
-                    <a:xfrm>
-                      <a:off x="0" y="0"/>
-                      <a:ext cx="5940000" cy="3687290"/>
-                    </a:xfrm>
-                    <a:prstGeom prst="rect"/>
-                  </pic:spPr>
-                </pic:pic>
-              </a:graphicData>
-            </a:graphic>
-          </wp:inline>
-        </w:drawing>
       </w:r>
     </w:p>
     <w:p>
@@ -7388,7 +7256,7 @@
           <w:color w:val="0F1115"/>
           <w:lang w:eastAsia="ru-RU"/>
         </w:rPr>
-        <w:t> Создайте таблицу </w:t>
+        <w:t xml:space="preserve"> Создайте таблицу </w:t>
       </w:r>
       <w:r>
         <w:rPr>
@@ -7407,7 +7275,7 @@
           <w:color w:val="0F1115"/>
           <w:lang w:eastAsia="ru-RU"/>
         </w:rPr>
-        <w:t> с VARCHAR</w:t>
+        <w:t xml:space="preserve"> с VARCHAR</w:t>
       </w:r>
     </w:p>
     <w:tbl>
@@ -8063,7 +7931,6 @@
           <w:color w:val="0F1115"/>
           <w:lang w:eastAsia="ru-RU"/>
         </w:rPr>
-        <w:lastRenderedPageBreak/>
         <w:t>Подсказка (псевдокод):</w:t>
       </w:r>
     </w:p>
@@ -8800,38 +8667,6 @@
           <w:color w:val="0F1115"/>
           <w:lang w:eastAsia="ru-RU"/>
         </w:rPr>
-        <w:drawing>
-          <wp:inline xmlns:a="http://schemas.openxmlformats.org/drawingml/2006/main" xmlns:pic="http://schemas.openxmlformats.org/drawingml/2006/picture">
-            <wp:extent cx="5940000" cy="3687290"/>
-            <wp:docPr id="5" name="Picture 5"/>
-            <wp:cNvGraphicFramePr>
-              <a:graphicFrameLocks noChangeAspect="1"/>
-            </wp:cNvGraphicFramePr>
-            <a:graphic>
-              <a:graphicData uri="http://schemas.openxmlformats.org/drawingml/2006/picture">
-                <pic:pic>
-                  <pic:nvPicPr>
-                    <pic:cNvPr id="0" name="3.1.png"/>
-                    <pic:cNvPicPr/>
-                  </pic:nvPicPr>
-                  <pic:blipFill>
-                    <a:blip r:embed="rId14"/>
-                    <a:stretch>
-                      <a:fillRect/>
-                    </a:stretch>
-                  </pic:blipFill>
-                  <pic:spPr>
-                    <a:xfrm>
-                      <a:off x="0" y="0"/>
-                      <a:ext cx="5940000" cy="3687290"/>
-                    </a:xfrm>
-                    <a:prstGeom prst="rect"/>
-                  </pic:spPr>
-                </pic:pic>
-              </a:graphicData>
-            </a:graphic>
-          </wp:inline>
-        </w:drawing>
       </w:r>
     </w:p>
     <w:p>
@@ -8860,7 +8695,7 @@
           <w:color w:val="0F1115"/>
           <w:lang w:eastAsia="ru-RU"/>
         </w:rPr>
-        <w:t> Вставьте 3 записи</w:t>
+        <w:t xml:space="preserve"> Вставьте 3 записи</w:t>
       </w:r>
     </w:p>
     <w:p>
@@ -9163,38 +8998,6 @@
           <w:color w:val="0F1115"/>
           <w:lang w:eastAsia="ru-RU"/>
         </w:rPr>
-        <w:drawing>
-          <wp:inline xmlns:a="http://schemas.openxmlformats.org/drawingml/2006/main" xmlns:pic="http://schemas.openxmlformats.org/drawingml/2006/picture">
-            <wp:extent cx="5940000" cy="3687290"/>
-            <wp:docPr id="6" name="Picture 6"/>
-            <wp:cNvGraphicFramePr>
-              <a:graphicFrameLocks noChangeAspect="1"/>
-            </wp:cNvGraphicFramePr>
-            <a:graphic>
-              <a:graphicData uri="http://schemas.openxmlformats.org/drawingml/2006/picture">
-                <pic:pic>
-                  <pic:nvPicPr>
-                    <pic:cNvPr id="0" name="3.2.png"/>
-                    <pic:cNvPicPr/>
-                  </pic:nvPicPr>
-                  <pic:blipFill>
-                    <a:blip r:embed="rId15"/>
-                    <a:stretch>
-                      <a:fillRect/>
-                    </a:stretch>
-                  </pic:blipFill>
-                  <pic:spPr>
-                    <a:xfrm>
-                      <a:off x="0" y="0"/>
-                      <a:ext cx="5940000" cy="3687290"/>
-                    </a:xfrm>
-                    <a:prstGeom prst="rect"/>
-                  </pic:spPr>
-                </pic:pic>
-              </a:graphicData>
-            </a:graphic>
-          </wp:inline>
-        </w:drawing>
       </w:r>
     </w:p>
     <w:p>
@@ -9251,7 +9054,7 @@
           <w:color w:val="0F1115"/>
           <w:lang w:eastAsia="ru-RU"/>
         </w:rPr>
-        <w:t> Создайте таблицу </w:t>
+        <w:t xml:space="preserve"> Создайте таблицу </w:t>
       </w:r>
       <w:r>
         <w:rPr>
@@ -9270,7 +9073,7 @@
           <w:color w:val="0F1115"/>
           <w:lang w:eastAsia="ru-RU"/>
         </w:rPr>
-        <w:t> с DATE</w:t>
+        <w:t xml:space="preserve"> с DATE</w:t>
       </w:r>
     </w:p>
     <w:tbl>
@@ -9825,7 +9628,6 @@
           <w:color w:val="0F1115"/>
           <w:lang w:eastAsia="ru-RU"/>
         </w:rPr>
-        <w:lastRenderedPageBreak/>
         <w:t>Подсказка (псевдокод):</w:t>
       </w:r>
     </w:p>
@@ -10480,38 +10282,6 @@
           <w:color w:val="0F1115"/>
           <w:lang w:eastAsia="ru-RU"/>
         </w:rPr>
-        <w:drawing>
-          <wp:inline xmlns:a="http://schemas.openxmlformats.org/drawingml/2006/main" xmlns:pic="http://schemas.openxmlformats.org/drawingml/2006/picture">
-            <wp:extent cx="5940000" cy="3687290"/>
-            <wp:docPr id="7" name="Picture 7"/>
-            <wp:cNvGraphicFramePr>
-              <a:graphicFrameLocks noChangeAspect="1"/>
-            </wp:cNvGraphicFramePr>
-            <a:graphic>
-              <a:graphicData uri="http://schemas.openxmlformats.org/drawingml/2006/picture">
-                <pic:pic>
-                  <pic:nvPicPr>
-                    <pic:cNvPr id="0" name="4.1.png"/>
-                    <pic:cNvPicPr/>
-                  </pic:nvPicPr>
-                  <pic:blipFill>
-                    <a:blip r:embed="rId16"/>
-                    <a:stretch>
-                      <a:fillRect/>
-                    </a:stretch>
-                  </pic:blipFill>
-                  <pic:spPr>
-                    <a:xfrm>
-                      <a:off x="0" y="0"/>
-                      <a:ext cx="5940000" cy="3687290"/>
-                    </a:xfrm>
-                    <a:prstGeom prst="rect"/>
-                  </pic:spPr>
-                </pic:pic>
-              </a:graphicData>
-            </a:graphic>
-          </wp:inline>
-        </w:drawing>
       </w:r>
     </w:p>
     <w:p>
@@ -10540,7 +10310,7 @@
           <w:color w:val="0F1115"/>
           <w:lang w:eastAsia="ru-RU"/>
         </w:rPr>
-        <w:t> Вставьте 3 записи</w:t>
+        <w:t xml:space="preserve"> Вставьте 3 записи</w:t>
       </w:r>
     </w:p>
     <w:p>
@@ -10843,38 +10613,6 @@
           <w:color w:val="0F1115"/>
           <w:lang w:eastAsia="ru-RU"/>
         </w:rPr>
-        <w:drawing>
-          <wp:inline xmlns:a="http://schemas.openxmlformats.org/drawingml/2006/main" xmlns:pic="http://schemas.openxmlformats.org/drawingml/2006/picture">
-            <wp:extent cx="5940000" cy="3687290"/>
-            <wp:docPr id="8" name="Picture 8"/>
-            <wp:cNvGraphicFramePr>
-              <a:graphicFrameLocks noChangeAspect="1"/>
-            </wp:cNvGraphicFramePr>
-            <a:graphic>
-              <a:graphicData uri="http://schemas.openxmlformats.org/drawingml/2006/picture">
-                <pic:pic>
-                  <pic:nvPicPr>
-                    <pic:cNvPr id="0" name="4.2.png"/>
-                    <pic:cNvPicPr/>
-                  </pic:nvPicPr>
-                  <pic:blipFill>
-                    <a:blip r:embed="rId17"/>
-                    <a:stretch>
-                      <a:fillRect/>
-                    </a:stretch>
-                  </pic:blipFill>
-                  <pic:spPr>
-                    <a:xfrm>
-                      <a:off x="0" y="0"/>
-                      <a:ext cx="5940000" cy="3687290"/>
-                    </a:xfrm>
-                    <a:prstGeom prst="rect"/>
-                  </pic:spPr>
-                </pic:pic>
-              </a:graphicData>
-            </a:graphic>
-          </wp:inline>
-        </w:drawing>
       </w:r>
     </w:p>
     <w:p>
@@ -10931,7 +10669,7 @@
           <w:color w:val="0F1115"/>
           <w:lang w:eastAsia="ru-RU"/>
         </w:rPr>
-        <w:t> Создайте таблицу </w:t>
+        <w:t xml:space="preserve"> Создайте таблицу </w:t>
       </w:r>
       <w:r>
         <w:rPr>
@@ -10950,7 +10688,7 @@
           <w:color w:val="0F1115"/>
           <w:lang w:eastAsia="ru-RU"/>
         </w:rPr>
-        <w:t> с NUMERIC</w:t>
+        <w:t xml:space="preserve"> с NUMERIC</w:t>
       </w:r>
     </w:p>
     <w:tbl>
@@ -11505,7 +11243,6 @@
           <w:color w:val="0F1115"/>
           <w:lang w:eastAsia="ru-RU"/>
         </w:rPr>
-        <w:lastRenderedPageBreak/>
         <w:t>Подсказка (псевдокод):</w:t>
       </w:r>
     </w:p>
@@ -12160,38 +11897,6 @@
           <w:color w:val="0F1115"/>
           <w:lang w:eastAsia="ru-RU"/>
         </w:rPr>
-        <w:drawing>
-          <wp:inline xmlns:a="http://schemas.openxmlformats.org/drawingml/2006/main" xmlns:pic="http://schemas.openxmlformats.org/drawingml/2006/picture">
-            <wp:extent cx="5940000" cy="3687290"/>
-            <wp:docPr id="9" name="Picture 9"/>
-            <wp:cNvGraphicFramePr>
-              <a:graphicFrameLocks noChangeAspect="1"/>
-            </wp:cNvGraphicFramePr>
-            <a:graphic>
-              <a:graphicData uri="http://schemas.openxmlformats.org/drawingml/2006/picture">
-                <pic:pic>
-                  <pic:nvPicPr>
-                    <pic:cNvPr id="0" name="5.1.png"/>
-                    <pic:cNvPicPr/>
-                  </pic:nvPicPr>
-                  <pic:blipFill>
-                    <a:blip r:embed="rId18"/>
-                    <a:stretch>
-                      <a:fillRect/>
-                    </a:stretch>
-                  </pic:blipFill>
-                  <pic:spPr>
-                    <a:xfrm>
-                      <a:off x="0" y="0"/>
-                      <a:ext cx="5940000" cy="3687290"/>
-                    </a:xfrm>
-                    <a:prstGeom prst="rect"/>
-                  </pic:spPr>
-                </pic:pic>
-              </a:graphicData>
-            </a:graphic>
-          </wp:inline>
-        </w:drawing>
       </w:r>
     </w:p>
     <w:p>
@@ -12220,7 +11925,7 @@
           <w:color w:val="0F1115"/>
           <w:lang w:eastAsia="ru-RU"/>
         </w:rPr>
-        <w:t> Вставьте 3 записи</w:t>
+        <w:t xml:space="preserve"> Вставьте 3 записи</w:t>
       </w:r>
     </w:p>
     <w:p>
@@ -12523,38 +12228,6 @@
           <w:color w:val="0F1115"/>
           <w:lang w:eastAsia="ru-RU"/>
         </w:rPr>
-        <w:drawing>
-          <wp:inline xmlns:a="http://schemas.openxmlformats.org/drawingml/2006/main" xmlns:pic="http://schemas.openxmlformats.org/drawingml/2006/picture">
-            <wp:extent cx="5940000" cy="3687290"/>
-            <wp:docPr id="10" name="Picture 10"/>
-            <wp:cNvGraphicFramePr>
-              <a:graphicFrameLocks noChangeAspect="1"/>
-            </wp:cNvGraphicFramePr>
-            <a:graphic>
-              <a:graphicData uri="http://schemas.openxmlformats.org/drawingml/2006/picture">
-                <pic:pic>
-                  <pic:nvPicPr>
-                    <pic:cNvPr id="0" name="5.2.png"/>
-                    <pic:cNvPicPr/>
-                  </pic:nvPicPr>
-                  <pic:blipFill>
-                    <a:blip r:embed="rId19"/>
-                    <a:stretch>
-                      <a:fillRect/>
-                    </a:stretch>
-                  </pic:blipFill>
-                  <pic:spPr>
-                    <a:xfrm>
-                      <a:off x="0" y="0"/>
-                      <a:ext cx="5940000" cy="3687290"/>
-                    </a:xfrm>
-                    <a:prstGeom prst="rect"/>
-                  </pic:spPr>
-                </pic:pic>
-              </a:graphicData>
-            </a:graphic>
-          </wp:inline>
-        </w:drawing>
       </w:r>
     </w:p>
     <w:p>
@@ -12611,7 +12284,7 @@
           <w:color w:val="0F1115"/>
           <w:lang w:eastAsia="ru-RU"/>
         </w:rPr>
-        <w:t> Создайте таблицу </w:t>
+        <w:t xml:space="preserve"> Создайте таблицу </w:t>
       </w:r>
       <w:r>
         <w:rPr>
@@ -12630,7 +12303,7 @@
           <w:color w:val="0F1115"/>
           <w:lang w:eastAsia="ru-RU"/>
         </w:rPr>
-        <w:t> с BOOLEAN</w:t>
+        <w:t xml:space="preserve"> с BOOLEAN</w:t>
       </w:r>
     </w:p>
     <w:tbl>
@@ -13185,7 +12858,6 @@
           <w:color w:val="0F1115"/>
           <w:lang w:eastAsia="ru-RU"/>
         </w:rPr>
-        <w:lastRenderedPageBreak/>
         <w:t>Подсказка (псевдокод):</w:t>
       </w:r>
     </w:p>
@@ -13840,38 +13512,6 @@
           <w:color w:val="0F1115"/>
           <w:lang w:eastAsia="ru-RU"/>
         </w:rPr>
-        <w:drawing>
-          <wp:inline xmlns:a="http://schemas.openxmlformats.org/drawingml/2006/main" xmlns:pic="http://schemas.openxmlformats.org/drawingml/2006/picture">
-            <wp:extent cx="5940000" cy="3687290"/>
-            <wp:docPr id="11" name="Picture 11"/>
-            <wp:cNvGraphicFramePr>
-              <a:graphicFrameLocks noChangeAspect="1"/>
-            </wp:cNvGraphicFramePr>
-            <a:graphic>
-              <a:graphicData uri="http://schemas.openxmlformats.org/drawingml/2006/picture">
-                <pic:pic>
-                  <pic:nvPicPr>
-                    <pic:cNvPr id="0" name="6.1.png"/>
-                    <pic:cNvPicPr/>
-                  </pic:nvPicPr>
-                  <pic:blipFill>
-                    <a:blip r:embed="rId20"/>
-                    <a:stretch>
-                      <a:fillRect/>
-                    </a:stretch>
-                  </pic:blipFill>
-                  <pic:spPr>
-                    <a:xfrm>
-                      <a:off x="0" y="0"/>
-                      <a:ext cx="5940000" cy="3687290"/>
-                    </a:xfrm>
-                    <a:prstGeom prst="rect"/>
-                  </pic:spPr>
-                </pic:pic>
-              </a:graphicData>
-            </a:graphic>
-          </wp:inline>
-        </w:drawing>
       </w:r>
     </w:p>
     <w:p>
@@ -13900,7 +13540,7 @@
           <w:color w:val="0F1115"/>
           <w:lang w:eastAsia="ru-RU"/>
         </w:rPr>
-        <w:t> Вставьте 3 записи</w:t>
+        <w:t xml:space="preserve"> Вставьте 3 записи</w:t>
       </w:r>
     </w:p>
     <w:p>
@@ -14203,38 +13843,6 @@
           <w:color w:val="0F1115"/>
           <w:lang w:eastAsia="ru-RU"/>
         </w:rPr>
-        <w:drawing>
-          <wp:inline xmlns:a="http://schemas.openxmlformats.org/drawingml/2006/main" xmlns:pic="http://schemas.openxmlformats.org/drawingml/2006/picture">
-            <wp:extent cx="5940000" cy="3687290"/>
-            <wp:docPr id="12" name="Picture 12"/>
-            <wp:cNvGraphicFramePr>
-              <a:graphicFrameLocks noChangeAspect="1"/>
-            </wp:cNvGraphicFramePr>
-            <a:graphic>
-              <a:graphicData uri="http://schemas.openxmlformats.org/drawingml/2006/picture">
-                <pic:pic>
-                  <pic:nvPicPr>
-                    <pic:cNvPr id="0" name="6.2.png"/>
-                    <pic:cNvPicPr/>
-                  </pic:nvPicPr>
-                  <pic:blipFill>
-                    <a:blip r:embed="rId21"/>
-                    <a:stretch>
-                      <a:fillRect/>
-                    </a:stretch>
-                  </pic:blipFill>
-                  <pic:spPr>
-                    <a:xfrm>
-                      <a:off x="0" y="0"/>
-                      <a:ext cx="5940000" cy="3687290"/>
-                    </a:xfrm>
-                    <a:prstGeom prst="rect"/>
-                  </pic:spPr>
-                </pic:pic>
-              </a:graphicData>
-            </a:graphic>
-          </wp:inline>
-        </w:drawing>
       </w:r>
     </w:p>
     <w:p>
@@ -14291,7 +13899,7 @@
           <w:color w:val="0F1115"/>
           <w:lang w:eastAsia="ru-RU"/>
         </w:rPr>
-        <w:t> Создайте таблицу </w:t>
+        <w:t xml:space="preserve"> Создайте таблицу </w:t>
       </w:r>
       <w:r>
         <w:rPr>
@@ -14310,7 +13918,7 @@
           <w:color w:val="0F1115"/>
           <w:lang w:eastAsia="ru-RU"/>
         </w:rPr>
-        <w:t> со всеми типами данных</w:t>
+        <w:t xml:space="preserve"> со всеми типами данных</w:t>
       </w:r>
     </w:p>
     <w:tbl>
@@ -14876,7 +14484,6 @@
                 <w:szCs w:val="23"/>
                 <w:lang w:eastAsia="ru-RU"/>
               </w:rPr>
-              <w:lastRenderedPageBreak/>
               <w:t>price</w:t>
             </w:r>
           </w:p>
@@ -15648,38 +15255,6 @@
           <w:color w:val="0F1115"/>
           <w:lang w:eastAsia="ru-RU"/>
         </w:rPr>
-        <w:drawing>
-          <wp:inline xmlns:a="http://schemas.openxmlformats.org/drawingml/2006/main" xmlns:pic="http://schemas.openxmlformats.org/drawingml/2006/picture">
-            <wp:extent cx="5940000" cy="3687290"/>
-            <wp:docPr id="13" name="Picture 13"/>
-            <wp:cNvGraphicFramePr>
-              <a:graphicFrameLocks noChangeAspect="1"/>
-            </wp:cNvGraphicFramePr>
-            <a:graphic>
-              <a:graphicData uri="http://schemas.openxmlformats.org/drawingml/2006/picture">
-                <pic:pic>
-                  <pic:nvPicPr>
-                    <pic:cNvPr id="0" name="7.1.png"/>
-                    <pic:cNvPicPr/>
-                  </pic:nvPicPr>
-                  <pic:blipFill>
-                    <a:blip r:embed="rId22"/>
-                    <a:stretch>
-                      <a:fillRect/>
-                    </a:stretch>
-                  </pic:blipFill>
-                  <pic:spPr>
-                    <a:xfrm>
-                      <a:off x="0" y="0"/>
-                      <a:ext cx="5940000" cy="3687290"/>
-                    </a:xfrm>
-                    <a:prstGeom prst="rect"/>
-                  </pic:spPr>
-                </pic:pic>
-              </a:graphicData>
-            </a:graphic>
-          </wp:inline>
-        </w:drawing>
       </w:r>
     </w:p>
     <w:p>
@@ -15708,7 +15283,7 @@
           <w:color w:val="0F1115"/>
           <w:lang w:eastAsia="ru-RU"/>
         </w:rPr>
-        <w:t> Создайте таблицу </w:t>
+        <w:t xml:space="preserve"> Создайте таблицу </w:t>
       </w:r>
       <w:r>
         <w:rPr>
@@ -15727,7 +15302,7 @@
           <w:color w:val="0F1115"/>
           <w:lang w:eastAsia="ru-RU"/>
         </w:rPr>
-        <w:t> со всеми типами данных</w:t>
+        <w:t xml:space="preserve"> со всеми типами данных</w:t>
       </w:r>
     </w:p>
     <w:tbl>
@@ -16922,38 +16497,6 @@
           <w:color w:val="0F1115"/>
           <w:lang w:eastAsia="ru-RU"/>
         </w:rPr>
-        <w:drawing>
-          <wp:inline xmlns:a="http://schemas.openxmlformats.org/drawingml/2006/main" xmlns:pic="http://schemas.openxmlformats.org/drawingml/2006/picture">
-            <wp:extent cx="5940000" cy="3687290"/>
-            <wp:docPr id="14" name="Picture 14"/>
-            <wp:cNvGraphicFramePr>
-              <a:graphicFrameLocks noChangeAspect="1"/>
-            </wp:cNvGraphicFramePr>
-            <a:graphic>
-              <a:graphicData uri="http://schemas.openxmlformats.org/drawingml/2006/picture">
-                <pic:pic>
-                  <pic:nvPicPr>
-                    <pic:cNvPr id="0" name="7.2.png"/>
-                    <pic:cNvPicPr/>
-                  </pic:nvPicPr>
-                  <pic:blipFill>
-                    <a:blip r:embed="rId23"/>
-                    <a:stretch>
-                      <a:fillRect/>
-                    </a:stretch>
-                  </pic:blipFill>
-                  <pic:spPr>
-                    <a:xfrm>
-                      <a:off x="0" y="0"/>
-                      <a:ext cx="5940000" cy="3687290"/>
-                    </a:xfrm>
-                    <a:prstGeom prst="rect"/>
-                  </pic:spPr>
-                </pic:pic>
-              </a:graphicData>
-            </a:graphic>
-          </wp:inline>
-        </w:drawing>
       </w:r>
     </w:p>
     <w:p>
@@ -16982,7 +16525,7 @@
           <w:color w:val="0F1115"/>
           <w:lang w:eastAsia="ru-RU"/>
         </w:rPr>
-        <w:t> Создайте таблицу </w:t>
+        <w:t xml:space="preserve"> Создайте таблицу </w:t>
       </w:r>
       <w:r>
         <w:rPr>
@@ -17001,7 +16544,7 @@
           <w:color w:val="0F1115"/>
           <w:lang w:eastAsia="ru-RU"/>
         </w:rPr>
-        <w:t> со всеми типами данных</w:t>
+        <w:t xml:space="preserve"> со всеми типами данных</w:t>
       </w:r>
     </w:p>
     <w:tbl>
@@ -17056,7 +16599,6 @@
                 <w:szCs w:val="23"/>
                 <w:lang w:eastAsia="ru-RU"/>
               </w:rPr>
-              <w:lastRenderedPageBreak/>
               <w:t>Поле</w:t>
             </w:r>
           </w:p>
@@ -18339,38 +17881,6 @@
           <w:color w:val="0F1115"/>
           <w:lang w:eastAsia="ru-RU"/>
         </w:rPr>
-        <w:drawing>
-          <wp:inline xmlns:a="http://schemas.openxmlformats.org/drawingml/2006/main" xmlns:pic="http://schemas.openxmlformats.org/drawingml/2006/picture">
-            <wp:extent cx="5940000" cy="3687290"/>
-            <wp:docPr id="15" name="Picture 15"/>
-            <wp:cNvGraphicFramePr>
-              <a:graphicFrameLocks noChangeAspect="1"/>
-            </wp:cNvGraphicFramePr>
-            <a:graphic>
-              <a:graphicData uri="http://schemas.openxmlformats.org/drawingml/2006/picture">
-                <pic:pic>
-                  <pic:nvPicPr>
-                    <pic:cNvPr id="0" name="7.3.png"/>
-                    <pic:cNvPicPr/>
-                  </pic:nvPicPr>
-                  <pic:blipFill>
-                    <a:blip r:embed="rId24"/>
-                    <a:stretch>
-                      <a:fillRect/>
-                    </a:stretch>
-                  </pic:blipFill>
-                  <pic:spPr>
-                    <a:xfrm>
-                      <a:off x="0" y="0"/>
-                      <a:ext cx="5940000" cy="3687290"/>
-                    </a:xfrm>
-                    <a:prstGeom prst="rect"/>
-                  </pic:spPr>
-                </pic:pic>
-              </a:graphicData>
-            </a:graphic>
-          </wp:inline>
-        </w:drawing>
       </w:r>
     </w:p>
     <w:p>
@@ -18451,7 +17961,7 @@
           <w:color w:val="0F1115"/>
           <w:lang w:eastAsia="ru-RU"/>
         </w:rPr>
-        <w:t> Создайте таблицу </w:t>
+        <w:t xml:space="preserve"> Создайте таблицу </w:t>
       </w:r>
       <w:r>
         <w:rPr>
@@ -18470,7 +17980,7 @@
           <w:color w:val="0F1115"/>
           <w:lang w:eastAsia="ru-RU"/>
         </w:rPr>
-        <w:t> с INTEGER и VARCHAR</w:t>
+        <w:t xml:space="preserve"> с INTEGER и VARCHAR</w:t>
       </w:r>
     </w:p>
     <w:tbl>
@@ -19068,7 +18578,6 @@
           <w:color w:val="0F1115"/>
           <w:lang w:eastAsia="ru-RU"/>
         </w:rPr>
-        <w:lastRenderedPageBreak/>
         <w:t>📸</w:t>
       </w:r>
       <w:r>
@@ -19098,38 +18607,6 @@
           <w:color w:val="0F1115"/>
           <w:lang w:eastAsia="ru-RU"/>
         </w:rPr>
-        <w:drawing>
-          <wp:inline xmlns:a="http://schemas.openxmlformats.org/drawingml/2006/main" xmlns:pic="http://schemas.openxmlformats.org/drawingml/2006/picture">
-            <wp:extent cx="5940000" cy="3687290"/>
-            <wp:docPr id="16" name="Picture 16"/>
-            <wp:cNvGraphicFramePr>
-              <a:graphicFrameLocks noChangeAspect="1"/>
-            </wp:cNvGraphicFramePr>
-            <a:graphic>
-              <a:graphicData uri="http://schemas.openxmlformats.org/drawingml/2006/picture">
-                <pic:pic>
-                  <pic:nvPicPr>
-                    <pic:cNvPr id="0" name="8.1.1.png"/>
-                    <pic:cNvPicPr/>
-                  </pic:nvPicPr>
-                  <pic:blipFill>
-                    <a:blip r:embed="rId25"/>
-                    <a:stretch>
-                      <a:fillRect/>
-                    </a:stretch>
-                  </pic:blipFill>
-                  <pic:spPr>
-                    <a:xfrm>
-                      <a:off x="0" y="0"/>
-                      <a:ext cx="5940000" cy="3687290"/>
-                    </a:xfrm>
-                    <a:prstGeom prst="rect"/>
-                  </pic:spPr>
-                </pic:pic>
-              </a:graphicData>
-            </a:graphic>
-          </wp:inline>
-        </w:drawing>
       </w:r>
     </w:p>
     <w:p>
@@ -19158,7 +18635,7 @@
           <w:color w:val="0F1115"/>
           <w:lang w:eastAsia="ru-RU"/>
         </w:rPr>
-        <w:t> Создайте таблицу </w:t>
+        <w:t xml:space="preserve"> Создайте таблицу </w:t>
       </w:r>
       <w:r>
         <w:rPr>
@@ -19177,7 +18654,7 @@
           <w:color w:val="0F1115"/>
           <w:lang w:eastAsia="ru-RU"/>
         </w:rPr>
-        <w:t> с INTEGER и VARCHAR</w:t>
+        <w:t xml:space="preserve"> с INTEGER и VARCHAR</w:t>
       </w:r>
     </w:p>
     <w:tbl>
@@ -19804,38 +19281,6 @@
           <w:color w:val="0F1115"/>
           <w:lang w:eastAsia="ru-RU"/>
         </w:rPr>
-        <w:drawing>
-          <wp:inline xmlns:a="http://schemas.openxmlformats.org/drawingml/2006/main" xmlns:pic="http://schemas.openxmlformats.org/drawingml/2006/picture">
-            <wp:extent cx="5940000" cy="3687290"/>
-            <wp:docPr id="17" name="Picture 17"/>
-            <wp:cNvGraphicFramePr>
-              <a:graphicFrameLocks noChangeAspect="1"/>
-            </wp:cNvGraphicFramePr>
-            <a:graphic>
-              <a:graphicData uri="http://schemas.openxmlformats.org/drawingml/2006/picture">
-                <pic:pic>
-                  <pic:nvPicPr>
-                    <pic:cNvPr id="0" name="8.1.2.png"/>
-                    <pic:cNvPicPr/>
-                  </pic:nvPicPr>
-                  <pic:blipFill>
-                    <a:blip r:embed="rId26"/>
-                    <a:stretch>
-                      <a:fillRect/>
-                    </a:stretch>
-                  </pic:blipFill>
-                  <pic:spPr>
-                    <a:xfrm>
-                      <a:off x="0" y="0"/>
-                      <a:ext cx="5940000" cy="3687290"/>
-                    </a:xfrm>
-                    <a:prstGeom prst="rect"/>
-                  </pic:spPr>
-                </pic:pic>
-              </a:graphicData>
-            </a:graphic>
-          </wp:inline>
-        </w:drawing>
       </w:r>
     </w:p>
     <w:p>
@@ -19888,7 +19333,7 @@
           <w:color w:val="0F1115"/>
           <w:lang w:eastAsia="ru-RU"/>
         </w:rPr>
-        <w:t> Создайте таблицу </w:t>
+        <w:t xml:space="preserve"> Создайте таблицу </w:t>
       </w:r>
       <w:r>
         <w:rPr>
@@ -19907,7 +19352,7 @@
           <w:color w:val="0F1115"/>
           <w:lang w:eastAsia="ru-RU"/>
         </w:rPr>
-        <w:t> со всеми типами</w:t>
+        <w:t xml:space="preserve"> со всеми типами</w:t>
       </w:r>
     </w:p>
     <w:tbl>
@@ -20960,38 +20405,6 @@
           <w:color w:val="0F1115"/>
           <w:lang w:eastAsia="ru-RU"/>
         </w:rPr>
-        <w:drawing>
-          <wp:inline xmlns:a="http://schemas.openxmlformats.org/drawingml/2006/main" xmlns:pic="http://schemas.openxmlformats.org/drawingml/2006/picture">
-            <wp:extent cx="5940000" cy="3687290"/>
-            <wp:docPr id="18" name="Picture 18"/>
-            <wp:cNvGraphicFramePr>
-              <a:graphicFrameLocks noChangeAspect="1"/>
-            </wp:cNvGraphicFramePr>
-            <a:graphic>
-              <a:graphicData uri="http://schemas.openxmlformats.org/drawingml/2006/picture">
-                <pic:pic>
-                  <pic:nvPicPr>
-                    <pic:cNvPr id="0" name="8.2.1.png"/>
-                    <pic:cNvPicPr/>
-                  </pic:nvPicPr>
-                  <pic:blipFill>
-                    <a:blip r:embed="rId27"/>
-                    <a:stretch>
-                      <a:fillRect/>
-                    </a:stretch>
-                  </pic:blipFill>
-                  <pic:spPr>
-                    <a:xfrm>
-                      <a:off x="0" y="0"/>
-                      <a:ext cx="5940000" cy="3687290"/>
-                    </a:xfrm>
-                    <a:prstGeom prst="rect"/>
-                  </pic:spPr>
-                </pic:pic>
-              </a:graphicData>
-            </a:graphic>
-          </wp:inline>
-        </w:drawing>
       </w:r>
     </w:p>
     <w:p>
@@ -21020,7 +20433,7 @@
           <w:color w:val="0F1115"/>
           <w:lang w:eastAsia="ru-RU"/>
         </w:rPr>
-        <w:t> Создайте таблицу </w:t>
+        <w:t xml:space="preserve"> Создайте таблицу </w:t>
       </w:r>
       <w:r>
         <w:rPr>
@@ -21039,7 +20452,7 @@
           <w:color w:val="0F1115"/>
           <w:lang w:eastAsia="ru-RU"/>
         </w:rPr>
-        <w:t> со всеми типами</w:t>
+        <w:t xml:space="preserve"> со всеми типами</w:t>
       </w:r>
     </w:p>
     <w:tbl>
@@ -22234,38 +21647,6 @@
           <w:color w:val="0F1115"/>
           <w:lang w:eastAsia="ru-RU"/>
         </w:rPr>
-        <w:drawing>
-          <wp:inline xmlns:a="http://schemas.openxmlformats.org/drawingml/2006/main" xmlns:pic="http://schemas.openxmlformats.org/drawingml/2006/picture">
-            <wp:extent cx="5940000" cy="3687290"/>
-            <wp:docPr id="19" name="Picture 19"/>
-            <wp:cNvGraphicFramePr>
-              <a:graphicFrameLocks noChangeAspect="1"/>
-            </wp:cNvGraphicFramePr>
-            <a:graphic>
-              <a:graphicData uri="http://schemas.openxmlformats.org/drawingml/2006/picture">
-                <pic:pic>
-                  <pic:nvPicPr>
-                    <pic:cNvPr id="0" name="8.2.2.png"/>
-                    <pic:cNvPicPr/>
-                  </pic:nvPicPr>
-                  <pic:blipFill>
-                    <a:blip r:embed="rId28"/>
-                    <a:stretch>
-                      <a:fillRect/>
-                    </a:stretch>
-                  </pic:blipFill>
-                  <pic:spPr>
-                    <a:xfrm>
-                      <a:off x="0" y="0"/>
-                      <a:ext cx="5940000" cy="3687290"/>
-                    </a:xfrm>
-                    <a:prstGeom prst="rect"/>
-                  </pic:spPr>
-                </pic:pic>
-              </a:graphicData>
-            </a:graphic>
-          </wp:inline>
-        </w:drawing>
       </w:r>
     </w:p>
     <w:p>
@@ -22318,7 +21699,7 @@
           <w:color w:val="0F1115"/>
           <w:lang w:eastAsia="ru-RU"/>
         </w:rPr>
-        <w:t> Создайте 3 связанные таблицы</w:t>
+        <w:t xml:space="preserve"> Создайте 3 связанные таблицы</w:t>
       </w:r>
     </w:p>
     <w:p>
@@ -22339,7 +21720,7 @@
           <w:color w:val="0F1115"/>
           <w:lang w:eastAsia="ru-RU"/>
         </w:rPr>
-        <w:t>Таблица </w:t>
+        <w:t xml:space="preserve">Таблица </w:t>
       </w:r>
       <w:r>
         <w:rPr>
@@ -22926,7 +22307,6 @@
                 <w:szCs w:val="23"/>
                 <w:lang w:eastAsia="ru-RU"/>
               </w:rPr>
-              <w:lastRenderedPageBreak/>
               <w:t>is_active</w:t>
             </w:r>
           </w:p>
@@ -23017,7 +22397,7 @@
           <w:color w:val="0F1115"/>
           <w:lang w:eastAsia="ru-RU"/>
         </w:rPr>
-        <w:t>Таблица </w:t>
+        <w:t xml:space="preserve">Таблица </w:t>
       </w:r>
       <w:r>
         <w:rPr>
@@ -23694,7 +23074,7 @@
           <w:color w:val="0F1115"/>
           <w:lang w:eastAsia="ru-RU"/>
         </w:rPr>
-        <w:t>Таблица </w:t>
+        <w:t xml:space="preserve">Таблица </w:t>
       </w:r>
       <w:r>
         <w:rPr>
@@ -25503,38 +24883,6 @@
           <w:color w:val="0F1115"/>
           <w:lang w:eastAsia="ru-RU"/>
         </w:rPr>
-        <w:drawing>
-          <wp:inline xmlns:a="http://schemas.openxmlformats.org/drawingml/2006/main" xmlns:pic="http://schemas.openxmlformats.org/drawingml/2006/picture">
-            <wp:extent cx="5940000" cy="3687290"/>
-            <wp:docPr id="20" name="Picture 20"/>
-            <wp:cNvGraphicFramePr>
-              <a:graphicFrameLocks noChangeAspect="1"/>
-            </wp:cNvGraphicFramePr>
-            <a:graphic>
-              <a:graphicData uri="http://schemas.openxmlformats.org/drawingml/2006/picture">
-                <pic:pic>
-                  <pic:nvPicPr>
-                    <pic:cNvPr id="0" name="8.3.1.png"/>
-                    <pic:cNvPicPr/>
-                  </pic:nvPicPr>
-                  <pic:blipFill>
-                    <a:blip r:embed="rId29"/>
-                    <a:stretch>
-                      <a:fillRect/>
-                    </a:stretch>
-                  </pic:blipFill>
-                  <pic:spPr>
-                    <a:xfrm>
-                      <a:off x="0" y="0"/>
-                      <a:ext cx="5940000" cy="3687290"/>
-                    </a:xfrm>
-                    <a:prstGeom prst="rect"/>
-                  </pic:spPr>
-                </pic:pic>
-              </a:graphicData>
-            </a:graphic>
-          </wp:inline>
-        </w:drawing>
       </w:r>
     </w:p>
     <w:p>
@@ -25563,7 +24911,7 @@
           <w:color w:val="0F1115"/>
           <w:lang w:eastAsia="ru-RU"/>
         </w:rPr>
-        <w:t> Вставьте данные в 3 таблицы</w:t>
+        <w:t xml:space="preserve"> Вставьте данные в 3 таблицы</w:t>
       </w:r>
     </w:p>
     <w:p>
@@ -25584,7 +24932,6 @@
           <w:color w:val="0F1115"/>
           <w:lang w:eastAsia="ru-RU"/>
         </w:rPr>
-        <w:lastRenderedPageBreak/>
         <w:t>Ваш SQL:</w:t>
       </w:r>
     </w:p>
@@ -26308,38 +25655,6 @@
           <w:color w:val="0F1115"/>
           <w:lang w:eastAsia="ru-RU"/>
         </w:rPr>
-        <w:drawing>
-          <wp:inline xmlns:a="http://schemas.openxmlformats.org/drawingml/2006/main" xmlns:pic="http://schemas.openxmlformats.org/drawingml/2006/picture">
-            <wp:extent cx="5940000" cy="3687290"/>
-            <wp:docPr id="21" name="Picture 21"/>
-            <wp:cNvGraphicFramePr>
-              <a:graphicFrameLocks noChangeAspect="1"/>
-            </wp:cNvGraphicFramePr>
-            <a:graphic>
-              <a:graphicData uri="http://schemas.openxmlformats.org/drawingml/2006/picture">
-                <pic:pic>
-                  <pic:nvPicPr>
-                    <pic:cNvPr id="0" name="8.3.2.png"/>
-                    <pic:cNvPicPr/>
-                  </pic:nvPicPr>
-                  <pic:blipFill>
-                    <a:blip r:embed="rId30"/>
-                    <a:stretch>
-                      <a:fillRect/>
-                    </a:stretch>
-                  </pic:blipFill>
-                  <pic:spPr>
-                    <a:xfrm>
-                      <a:off x="0" y="0"/>
-                      <a:ext cx="5940000" cy="3687290"/>
-                    </a:xfrm>
-                    <a:prstGeom prst="rect"/>
-                  </pic:spPr>
-                </pic:pic>
-              </a:graphicData>
-            </a:graphic>
-          </wp:inline>
-        </w:drawing>
       </w:r>
     </w:p>
     <w:p>
@@ -26368,7 +25683,7 @@
           <w:color w:val="0F1115"/>
           <w:lang w:eastAsia="ru-RU"/>
         </w:rPr>
-        <w:t> Проверьте типы данных — попробуйте вставить неверные значения</w:t>
+        <w:t xml:space="preserve"> Проверьте типы данных — попробуйте вставить неверные значения</w:t>
       </w:r>
     </w:p>
     <w:p>
@@ -26584,38 +25899,6 @@
           <w:color w:val="0F1115"/>
           <w:lang w:eastAsia="ru-RU"/>
         </w:rPr>
-        <w:drawing>
-          <wp:inline xmlns:a="http://schemas.openxmlformats.org/drawingml/2006/main" xmlns:pic="http://schemas.openxmlformats.org/drawingml/2006/picture">
-            <wp:extent cx="5940000" cy="3687290"/>
-            <wp:docPr id="22" name="Picture 22"/>
-            <wp:cNvGraphicFramePr>
-              <a:graphicFrameLocks noChangeAspect="1"/>
-            </wp:cNvGraphicFramePr>
-            <a:graphic>
-              <a:graphicData uri="http://schemas.openxmlformats.org/drawingml/2006/picture">
-                <pic:pic>
-                  <pic:nvPicPr>
-                    <pic:cNvPr id="0" name="8.3.3.png"/>
-                    <pic:cNvPicPr/>
-                  </pic:nvPicPr>
-                  <pic:blipFill>
-                    <a:blip r:embed="rId31"/>
-                    <a:stretch>
-                      <a:fillRect/>
-                    </a:stretch>
-                  </pic:blipFill>
-                  <pic:spPr>
-                    <a:xfrm>
-                      <a:off x="0" y="0"/>
-                      <a:ext cx="5940000" cy="3687290"/>
-                    </a:xfrm>
-                    <a:prstGeom prst="rect"/>
-                  </pic:spPr>
-                </pic:pic>
-              </a:graphicData>
-            </a:graphic>
-          </wp:inline>
-        </w:drawing>
       </w:r>
     </w:p>
     <w:p>
@@ -26672,7 +25955,7 @@
           <w:color w:val="0F1115"/>
           <w:lang w:eastAsia="ru-RU"/>
         </w:rPr>
-        <w:t> Придумайте свою предметную область (не менее 3 таблиц) и создайте её структуру, используя все типы данных.</w:t>
+        <w:t xml:space="preserve"> Придумайте свою предметную область (не менее 3 таблиц) и создайте её структуру, используя все типы данных.</w:t>
       </w:r>
     </w:p>
     <w:p>
@@ -28108,38 +27391,6 @@
           <w:color w:val="0F1115"/>
           <w:lang w:eastAsia="ru-RU"/>
         </w:rPr>
-        <w:drawing>
-          <wp:inline xmlns:a="http://schemas.openxmlformats.org/drawingml/2006/main" xmlns:pic="http://schemas.openxmlformats.org/drawingml/2006/picture">
-            <wp:extent cx="5940000" cy="3687290"/>
-            <wp:docPr id="23" name="Picture 23"/>
-            <wp:cNvGraphicFramePr>
-              <a:graphicFrameLocks noChangeAspect="1"/>
-            </wp:cNvGraphicFramePr>
-            <a:graphic>
-              <a:graphicData uri="http://schemas.openxmlformats.org/drawingml/2006/picture">
-                <pic:pic>
-                  <pic:nvPicPr>
-                    <pic:cNvPr id="0" name="9.1.png"/>
-                    <pic:cNvPicPr/>
-                  </pic:nvPicPr>
-                  <pic:blipFill>
-                    <a:blip r:embed="rId32"/>
-                    <a:stretch>
-                      <a:fillRect/>
-                    </a:stretch>
-                  </pic:blipFill>
-                  <pic:spPr>
-                    <a:xfrm>
-                      <a:off x="0" y="0"/>
-                      <a:ext cx="5940000" cy="3687290"/>
-                    </a:xfrm>
-                    <a:prstGeom prst="rect"/>
-                  </pic:spPr>
-                </pic:pic>
-              </a:graphicData>
-            </a:graphic>
-          </wp:inline>
-        </w:drawing>
       </w:r>
     </w:p>
     <w:p>
@@ -28200,7 +27451,6 @@
           <w:color w:val="0F1115"/>
           <w:lang w:eastAsia="ru-RU"/>
         </w:rPr>
-        <w:lastRenderedPageBreak/>
         <w:t>Ответьте на вопросы:</w:t>
       </w:r>
     </w:p>
@@ -29589,7 +28839,6 @@
                 <w:szCs w:val="23"/>
                 <w:lang w:eastAsia="ru-RU"/>
               </w:rPr>
-              <w:lastRenderedPageBreak/>
               <w:t>№</w:t>
             </w:r>
           </w:p>
@@ -31169,6 +30418,9 @@
                 <w:lang w:eastAsia="ru-RU"/>
               </w:rPr>
             </w:pPr>
+            <w:r>
+              <w:t>2</w:t>
+            </w:r>
           </w:p>
         </w:tc>
       </w:tr>
@@ -31294,6 +30546,9 @@
                 <w:lang w:eastAsia="ru-RU"/>
               </w:rPr>
             </w:pPr>
+            <w:r>
+              <w:t>2</w:t>
+            </w:r>
           </w:p>
         </w:tc>
       </w:tr>
@@ -31327,7 +30582,6 @@
                 <w:szCs w:val="23"/>
                 <w:lang w:eastAsia="ru-RU"/>
               </w:rPr>
-              <w:lastRenderedPageBreak/>
               <w:t>3</w:t>
             </w:r>
           </w:p>
@@ -31420,6 +30674,9 @@
                 <w:lang w:eastAsia="ru-RU"/>
               </w:rPr>
             </w:pPr>
+            <w:r>
+              <w:t>2</w:t>
+            </w:r>
           </w:p>
         </w:tc>
       </w:tr>
@@ -31545,6 +30802,9 @@
                 <w:lang w:eastAsia="ru-RU"/>
               </w:rPr>
             </w:pPr>
+            <w:r>
+              <w:t>2</w:t>
+            </w:r>
           </w:p>
         </w:tc>
       </w:tr>
@@ -31670,6 +30930,9 @@
                 <w:lang w:eastAsia="ru-RU"/>
               </w:rPr>
             </w:pPr>
+            <w:r>
+              <w:t>2</w:t>
+            </w:r>
           </w:p>
         </w:tc>
       </w:tr>
@@ -31795,6 +31058,9 @@
                 <w:lang w:eastAsia="ru-RU"/>
               </w:rPr>
             </w:pPr>
+            <w:r>
+              <w:t>2</w:t>
+            </w:r>
           </w:p>
         </w:tc>
       </w:tr>
@@ -31920,6 +31186,9 @@
                 <w:lang w:eastAsia="ru-RU"/>
               </w:rPr>
             </w:pPr>
+            <w:r>
+              <w:t>2</w:t>
+            </w:r>
           </w:p>
         </w:tc>
       </w:tr>
@@ -32045,6 +31314,9 @@
                 <w:lang w:eastAsia="ru-RU"/>
               </w:rPr>
             </w:pPr>
+            <w:r>
+              <w:t>2</w:t>
+            </w:r>
           </w:p>
         </w:tc>
       </w:tr>
@@ -32170,6 +31442,9 @@
                 <w:lang w:eastAsia="ru-RU"/>
               </w:rPr>
             </w:pPr>
+            <w:r>
+              <w:t>2</w:t>
+            </w:r>
           </w:p>
         </w:tc>
       </w:tr>
@@ -32295,6 +31570,9 @@
                 <w:lang w:eastAsia="ru-RU"/>
               </w:rPr>
             </w:pPr>
+            <w:r>
+              <w:t>2</w:t>
+            </w:r>
           </w:p>
         </w:tc>
       </w:tr>
@@ -32420,6 +31698,9 @@
                 <w:lang w:eastAsia="ru-RU"/>
               </w:rPr>
             </w:pPr>
+            <w:r>
+              <w:t>2</w:t>
+            </w:r>
           </w:p>
         </w:tc>
       </w:tr>
@@ -32545,6 +31826,9 @@
                 <w:lang w:eastAsia="ru-RU"/>
               </w:rPr>
             </w:pPr>
+            <w:r>
+              <w:t>2</w:t>
+            </w:r>
           </w:p>
         </w:tc>
       </w:tr>
@@ -32665,6 +31949,9 @@
                 <w:lang w:eastAsia="ru-RU"/>
               </w:rPr>
             </w:pPr>
+            <w:r>
+              <w:t>24</w:t>
+            </w:r>
           </w:p>
         </w:tc>
       </w:tr>
@@ -32877,7 +32164,7 @@
           <w:color w:val="0F1115"/>
           <w:lang w:eastAsia="ru-RU"/>
         </w:rPr>
-        <w:t> </w:t>
+        <w:t xml:space="preserve"> </w:t>
       </w:r>
       <w:r>
         <w:rPr>
@@ -33244,7 +32531,6 @@
                 <w:szCs w:val="23"/>
                 <w:lang w:eastAsia="ru-RU"/>
               </w:rPr>
-              <w:lastRenderedPageBreak/>
               <w:t>2</w:t>
             </w:r>
           </w:p>
@@ -34969,7 +34255,6 @@
           <w:color w:val="0F1115"/>
           <w:lang w:eastAsia="ru-RU"/>
         </w:rPr>
-        <w:lastRenderedPageBreak/>
         <w:t>INTEGER, SERIAL, VARCHAR, TEXT, DATE, NUMERIC, BOOLEAN</w:t>
       </w:r>
     </w:p>
@@ -36330,7 +35615,6 @@
                 <w:szCs w:val="23"/>
                 <w:lang w:eastAsia="ru-RU"/>
               </w:rPr>
-              <w:lastRenderedPageBreak/>
               <w:t>Короткая строка?</w:t>
             </w:r>
           </w:p>
@@ -38047,7 +37331,6 @@
           <w:color w:val="0F1115"/>
           <w:lang w:eastAsia="ru-RU"/>
         </w:rPr>
-        <w:lastRenderedPageBreak/>
         <w:t>Оценка:</w:t>
       </w:r>
       <w:r>
@@ -38056,7 +37339,7 @@
           <w:color w:val="0F1115"/>
           <w:lang w:eastAsia="ru-RU"/>
         </w:rPr>
-        <w:t> _________________</w:t>
+        <w:t xml:space="preserve"> _________________</w:t>
       </w:r>
       <w:r>
         <w:rPr>
@@ -38082,7 +37365,7 @@
           <w:color w:val="0F1115"/>
           <w:lang w:eastAsia="ru-RU"/>
         </w:rPr>
-        <w:t> _________________</w:t>
+        <w:t xml:space="preserve"> _________________</w:t>
       </w:r>
       <w:r>
         <w:rPr>
@@ -38108,7 +37391,7 @@
           <w:color w:val="0F1115"/>
           <w:lang w:eastAsia="ru-RU"/>
         </w:rPr>
-        <w:t> «___» __________ 2026 г.</w:t>
+        <w:t xml:space="preserve"> «___» __________ 2026 г.</w:t>
       </w:r>
     </w:p>
     <w:p>
@@ -38171,7 +37454,7 @@
           <w:color w:val="0F1115"/>
           <w:lang w:eastAsia="ru-RU"/>
         </w:rPr>
-        <w:t>Официальная документация PostgreSQL 18: </w:t>
+        <w:t xml:space="preserve">Официальная документация PostgreSQL 18: </w:t>
       </w:r>
       <w:hyperlink r:id="rId6" w:tgtFrame="_blank" w:history="1">
         <w:r>
@@ -38205,7 +37488,7 @@
           <w:color w:val="0F1115"/>
           <w:lang w:eastAsia="ru-RU"/>
         </w:rPr>
-        <w:t>Электронный тренажёр «Упражнения по SQL»: </w:t>
+        <w:t xml:space="preserve">Электронный тренажёр «Упражнения по SQL»: </w:t>
       </w:r>
       <w:hyperlink r:id="rId7" w:tgtFrame="_blank" w:history="1">
         <w:r>
@@ -38302,7 +37585,7 @@
           <w:color w:val="0F1115"/>
           <w:lang w:eastAsia="ru-RU"/>
         </w:rPr>
-        <w:t> _________________ / _______________</w:t>
+        <w:t xml:space="preserve"> _________________ / _______________</w:t>
       </w:r>
       <w:r>
         <w:rPr>
@@ -38328,7 +37611,7 @@
           <w:color w:val="0F1115"/>
           <w:lang w:eastAsia="ru-RU"/>
         </w:rPr>
-        <w:t> «___» __________ 2026 г.</w:t>
+        <w:t xml:space="preserve"> «___» __________ 2026 г.</w:t>
       </w:r>
     </w:p>
     <w:p/>
